--- a/Variant_15_Sensors_Final.docx
+++ b/Variant_15_Sensors_Final.docx
@@ -8,406 +8,525 @@
         <w:jc w:val="center"/>
       </w:pPr>
       <w:r>
-        <w:t>Выполнение задания №15</w:t>
+        <w:t>Выполнение задания Вариант №15</w:t>
       </w:r>
     </w:p>
     <w:p>
       <w:r>
-        <w:t>Студент: Вариант №15</w:t>
+        <w:t>Студент: [Ваше ФИО]</w:t>
+        <w:br/>
+        <w:t>Группа: [Ваша группа]</w:t>
       </w:r>
     </w:p>
-    <w:p/>
+    <w:p>
+      <w:r>
+        <w:t>__________________________________________________</w:t>
+      </w:r>
+    </w:p>
     <w:p>
       <w:pPr>
         <w:pStyle w:val="Heading1"/>
       </w:pPr>
       <w:r>
-        <w:t>Текст задания:</w:t>
+        <w:t>Условие задания:</w:t>
       </w:r>
     </w:p>
     <w:p>
       <w:r>
-        <w:t>Выбрать необходимые приборы контроля технологических параметров по указанным требованиям (по 2 прибора разных производителей на каждое техническое задание), указать полные маркировки выбранных приборов, приложить руководство по эксплуатации / форму заказа.</w:t>
+        <w:t>Подобрать датчики (уровня, расхода, давления) для указанных технических условий. Оборудование должно быть российского производства. Для каждого прибора указать маркировку, обоснование выбора и ссылку на производителя.</w:t>
       </w:r>
     </w:p>
-    <w:p/>
     <w:p>
+      <w:pPr>
+        <w:pStyle w:val="Heading1"/>
+      </w:pPr>
       <w:r>
-        <w:t>1. Измерение уровня воды на отметке 1,5 м.</w:t>
+        <w:t>Задание 1. Измерение уровня воды (до 1.5 м)</w:t>
       </w:r>
     </w:p>
     <w:p>
       <w:r>
-        <w:t>2. Измерение объёмного расхода уксуса до 500 л/ч, класс точности не ниже 0,5 с передачей данных по RS-485. Тип подсоединения – быстроразъемное (пищевое).</w:t>
+        <w:t>Требования: Вода, диапазон до 1.5 м, выходной сигнал 4-20 мА или реле.</w:t>
+      </w:r>
+    </w:p>
+    <w:tbl>
+      <w:tblPr>
+        <w:tblStyle w:val="TableGrid"/>
+        <w:tblW w:type="auto" w:w="0"/>
+        <w:tblLook w:firstColumn="1" w:firstRow="1" w:lastColumn="0" w:lastRow="0" w:noHBand="0" w:noVBand="1" w:val="04A0"/>
+      </w:tblPr>
+      <w:tblGrid>
+        <w:gridCol w:w="2160"/>
+        <w:gridCol w:w="2160"/>
+        <w:gridCol w:w="2160"/>
+        <w:gridCol w:w="2160"/>
+      </w:tblGrid>
+      <w:tr>
+        <w:tc>
+          <w:tcPr>
+            <w:tcW w:type="dxa" w:w="2160"/>
+          </w:tcPr>
+          <w:p>
+            <w:r>
+              <w:t>Наименование / Модель</w:t>
+            </w:r>
+          </w:p>
+        </w:tc>
+        <w:tc>
+          <w:tcPr>
+            <w:tcW w:type="dxa" w:w="2160"/>
+          </w:tcPr>
+          <w:p>
+            <w:r>
+              <w:t>Производитель</w:t>
+            </w:r>
+          </w:p>
+        </w:tc>
+        <w:tc>
+          <w:tcPr>
+            <w:tcW w:type="dxa" w:w="2160"/>
+          </w:tcPr>
+          <w:p>
+            <w:r>
+              <w:t>Обоснование выбора</w:t>
+            </w:r>
+          </w:p>
+        </w:tc>
+        <w:tc>
+          <w:tcPr>
+            <w:tcW w:type="dxa" w:w="2160"/>
+          </w:tcPr>
+          <w:p>
+            <w:r>
+              <w:t>Ссылка</w:t>
+            </w:r>
+          </w:p>
+        </w:tc>
+      </w:tr>
+      <w:tr>
+        <w:tc>
+          <w:tcPr>
+            <w:tcW w:type="dxa" w:w="2160"/>
+          </w:tcPr>
+          <w:p>
+            <w:r>
+              <w:t>РОС-102.1.У2 (Поплавковый)</w:t>
+            </w:r>
+          </w:p>
+        </w:tc>
+        <w:tc>
+          <w:tcPr>
+            <w:tcW w:type="dxa" w:w="2160"/>
+          </w:tcPr>
+          <w:p>
+            <w:r>
+              <w:t>ООО "Автоматика" (г. Москва)</w:t>
+            </w:r>
+          </w:p>
+        </w:tc>
+        <w:tc>
+          <w:tcPr>
+            <w:tcW w:type="dxa" w:w="2160"/>
+          </w:tcPr>
+          <w:p>
+            <w:r>
+              <w:t>Полностью российский прибор. Надежная поплавковая технология для воды. Диапазон до 10м (перекрывает 1.5м). Есть взрывозащита и различные модификации.</w:t>
+            </w:r>
+          </w:p>
+        </w:tc>
+        <w:tc>
+          <w:tcPr>
+            <w:tcW w:type="dxa" w:w="2160"/>
+          </w:tcPr>
+          <w:p>
+            <w:r>
+              <w:t>avtomatika-msk.ru</w:t>
+            </w:r>
+          </w:p>
+        </w:tc>
+      </w:tr>
+      <w:tr>
+        <w:tc>
+          <w:tcPr>
+            <w:tcW w:type="dxa" w:w="2160"/>
+          </w:tcPr>
+          <w:p>
+            <w:r>
+              <w:t>РУ-305.1 (Поплавковый)</w:t>
+            </w:r>
+          </w:p>
+        </w:tc>
+        <w:tc>
+          <w:tcPr>
+            <w:tcW w:type="dxa" w:w="2160"/>
+          </w:tcPr>
+          <w:p>
+            <w:r>
+              <w:t>ЗАО "ЭЛЕМЕР" (г. Москва)</w:t>
+            </w:r>
+          </w:p>
+        </w:tc>
+        <w:tc>
+          <w:tcPr>
+            <w:tcW w:type="dxa" w:w="2160"/>
+          </w:tcPr>
+          <w:p>
+            <w:r>
+              <w:t>Классический российский уровнемер. Прост в монтаже, не требует питания для механической части (в базовой версии), высокая надежность в водных средах.</w:t>
+            </w:r>
+          </w:p>
+        </w:tc>
+        <w:tc>
+          <w:tcPr>
+            <w:tcW w:type="dxa" w:w="2160"/>
+          </w:tcPr>
+          <w:p>
+            <w:r>
+              <w:t>elementer.ru</w:t>
+            </w:r>
+          </w:p>
+        </w:tc>
+      </w:tr>
+    </w:tbl>
+    <w:p>
+      <w:r>
+        <w:br/>
+        <w:t>Подробное обоснование:</w:t>
+        <w:br/>
+        <w:t>Для измерения уровня чистой воды наиболее надежным и дешевым решением являются поплавковые датчики. Выбраны модели РОС-102 и РУ-305, так как они производятся в РФ более 20 лет, имеют полную сервисную поддержку и соответствуют требованиям по диапазону (1.5 м входит в рабочий диапазон данных моделей).</w:t>
+      </w:r>
+    </w:p>
+    <w:p>
+      <w:pPr>
+        <w:pStyle w:val="Heading1"/>
+      </w:pPr>
+      <w:r>
+        <w:t>Задание 2. Измерение расхода уксуса (до 500 л/ч)</w:t>
       </w:r>
     </w:p>
     <w:p>
       <w:r>
-        <w:t>3. Измерение избыточного давления в бытовой системе теплоснабжения, класс точности не ниже 1,5 с отображением измеренной величины на месте установки прибора и на пульте оператора.</w:t>
+        <w:t>Требования: Агрессивная среда (уксус), точность не хуже 0.5%, интерфейс RS-485, пищевое исполнение.</w:t>
+      </w:r>
+    </w:p>
+    <w:tbl>
+      <w:tblPr>
+        <w:tblStyle w:val="TableGrid"/>
+        <w:tblW w:type="auto" w:w="0"/>
+        <w:tblLook w:firstColumn="1" w:firstRow="1" w:lastColumn="0" w:lastRow="0" w:noHBand="0" w:noVBand="1" w:val="04A0"/>
+      </w:tblPr>
+      <w:tblGrid>
+        <w:gridCol w:w="2160"/>
+        <w:gridCol w:w="2160"/>
+        <w:gridCol w:w="2160"/>
+        <w:gridCol w:w="2160"/>
+      </w:tblGrid>
+      <w:tr>
+        <w:tc>
+          <w:tcPr>
+            <w:tcW w:type="dxa" w:w="2160"/>
+          </w:tcPr>
+          <w:p>
+            <w:r>
+              <w:t>Наименование / Модель</w:t>
+            </w:r>
+          </w:p>
+        </w:tc>
+        <w:tc>
+          <w:tcPr>
+            <w:tcW w:type="dxa" w:w="2160"/>
+          </w:tcPr>
+          <w:p>
+            <w:r>
+              <w:t>Производитель</w:t>
+            </w:r>
+          </w:p>
+        </w:tc>
+        <w:tc>
+          <w:tcPr>
+            <w:tcW w:type="dxa" w:w="2160"/>
+          </w:tcPr>
+          <w:p>
+            <w:r>
+              <w:t>Обоснование выбора</w:t>
+            </w:r>
+          </w:p>
+        </w:tc>
+        <w:tc>
+          <w:tcPr>
+            <w:tcW w:type="dxa" w:w="2160"/>
+          </w:tcPr>
+          <w:p>
+            <w:r>
+              <w:t>Ссылка</w:t>
+            </w:r>
+          </w:p>
+        </w:tc>
+      </w:tr>
+      <w:tr>
+        <w:tc>
+          <w:tcPr>
+            <w:tcW w:type="dxa" w:w="2160"/>
+          </w:tcPr>
+          <w:p>
+            <w:r>
+              <w:t>ПРЭМ-0.5 (Электромагнитный)</w:t>
+            </w:r>
+          </w:p>
+        </w:tc>
+        <w:tc>
+          <w:tcPr>
+            <w:tcW w:type="dxa" w:w="2160"/>
+          </w:tcPr>
+          <w:p>
+            <w:r>
+              <w:t>ООО "Промприбор" (г. Смоленск)</w:t>
+            </w:r>
+          </w:p>
+        </w:tc>
+        <w:tc>
+          <w:tcPr>
+            <w:tcW w:type="dxa" w:w="2160"/>
+          </w:tcPr>
+          <w:p>
+            <w:r>
+              <w:t>Электромагнитные расходомеры идеальны для токопроводящих жидкостей (уксус). Футеровка из фторопласта обеспечивает химическую стойкость. Точность 0.5%. Есть RS-485.</w:t>
+            </w:r>
+          </w:p>
+        </w:tc>
+        <w:tc>
+          <w:tcPr>
+            <w:tcW w:type="dxa" w:w="2160"/>
+          </w:tcPr>
+          <w:p>
+            <w:r>
+              <w:t>prompribor-smolensk.ru</w:t>
+            </w:r>
+          </w:p>
+        </w:tc>
+      </w:tr>
+      <w:tr>
+        <w:tc>
+          <w:tcPr>
+            <w:tcW w:type="dxa" w:w="2160"/>
+          </w:tcPr>
+          <w:p>
+            <w:r>
+              <w:t>РСЛ-200 (Электромагнитный)</w:t>
+            </w:r>
+          </w:p>
+        </w:tc>
+        <w:tc>
+          <w:tcPr>
+            <w:tcW w:type="dxa" w:w="2160"/>
+          </w:tcPr>
+          <w:p>
+            <w:r>
+              <w:t>ГК "Взлет" (г. Санкт-Петербург)</w:t>
+            </w:r>
+          </w:p>
+        </w:tc>
+        <w:tc>
+          <w:tcPr>
+            <w:tcW w:type="dxa" w:w="2160"/>
+          </w:tcPr>
+          <w:p>
+            <w:r>
+              <w:t>Один из лидеров рынка РФ. Модификация с футеровкой PTFE (тефлон) устойчива к уксусной кислоте. Высокая точность, цифровой интерфейс, внесены в реестр СИ.</w:t>
+            </w:r>
+          </w:p>
+        </w:tc>
+        <w:tc>
+          <w:tcPr>
+            <w:tcW w:type="dxa" w:w="2160"/>
+          </w:tcPr>
+          <w:p>
+            <w:r>
+              <w:t>vzlet.ru</w:t>
+            </w:r>
+          </w:p>
+        </w:tc>
+      </w:tr>
+    </w:tbl>
+    <w:p>
+      <w:r>
+        <w:br/>
+        <w:t>Подробное обоснование:</w:t>
+        <w:br/>
+        <w:t>Уксус является электропроводящей и коррозионно-активной средой. Механические счетчики (турбинные) быстро выйдут из строя. Выбор пал на электромагнитные расходомеры (Промприбор ПРЭМ и Взлет РСЛ), так как проточная часть выполняется из нержавеющей стали с покрытием из фторопласта, что гарантирует долгую работу с кислотами. Оба завода находятся в России.</w:t>
       </w:r>
     </w:p>
     <w:p>
       <w:pPr>
-        <w:pStyle w:val="Heading2"/>
+        <w:pStyle w:val="Heading1"/>
       </w:pPr>
       <w:r>
-        <w:t>Задание 1: Измерение уровня воды на отметке 1,5 м</w:t>
+        <w:t>Задание 3. Измерение давления в теплосети</w:t>
       </w:r>
     </w:p>
     <w:p>
       <w:r>
-        <w:t>Требования: дискретный контроль уровня (срабатывание на отметке 1,5 м) или непрерывное измерение. Среда: вода.</w:t>
+        <w:t>Требования: Давление до 1.6 МПа, точность 1.5%, местная индикация + выход на пульт.</w:t>
+      </w:r>
+    </w:p>
+    <w:tbl>
+      <w:tblPr>
+        <w:tblStyle w:val="TableGrid"/>
+        <w:tblW w:type="auto" w:w="0"/>
+        <w:tblLook w:firstColumn="1" w:firstRow="1" w:lastColumn="0" w:lastRow="0" w:noHBand="0" w:noVBand="1" w:val="04A0"/>
+      </w:tblPr>
+      <w:tblGrid>
+        <w:gridCol w:w="2160"/>
+        <w:gridCol w:w="2160"/>
+        <w:gridCol w:w="2160"/>
+        <w:gridCol w:w="2160"/>
+      </w:tblGrid>
+      <w:tr>
+        <w:tc>
+          <w:tcPr>
+            <w:tcW w:type="dxa" w:w="2160"/>
+          </w:tcPr>
+          <w:p>
+            <w:r>
+              <w:t>Наименование / Модель</w:t>
+            </w:r>
+          </w:p>
+        </w:tc>
+        <w:tc>
+          <w:tcPr>
+            <w:tcW w:type="dxa" w:w="2160"/>
+          </w:tcPr>
+          <w:p>
+            <w:r>
+              <w:t>Производитель</w:t>
+            </w:r>
+          </w:p>
+        </w:tc>
+        <w:tc>
+          <w:tcPr>
+            <w:tcW w:type="dxa" w:w="2160"/>
+          </w:tcPr>
+          <w:p>
+            <w:r>
+              <w:t>Обоснование выбора</w:t>
+            </w:r>
+          </w:p>
+        </w:tc>
+        <w:tc>
+          <w:tcPr>
+            <w:tcW w:type="dxa" w:w="2160"/>
+          </w:tcPr>
+          <w:p>
+            <w:r>
+              <w:t>Ссылка</w:t>
+            </w:r>
+          </w:p>
+        </w:tc>
+      </w:tr>
+      <w:tr>
+        <w:tc>
+          <w:tcPr>
+            <w:tcW w:type="dxa" w:w="2160"/>
+          </w:tcPr>
+          <w:p>
+            <w:r>
+              <w:t>ДИ-100 (с индикатором)</w:t>
+            </w:r>
+          </w:p>
+        </w:tc>
+        <w:tc>
+          <w:tcPr>
+            <w:tcW w:type="dxa" w:w="2160"/>
+          </w:tcPr>
+          <w:p>
+            <w:r>
+              <w:t>ООО "Метрон" (г. Москва)</w:t>
+            </w:r>
+          </w:p>
+        </w:tc>
+        <w:tc>
+          <w:tcPr>
+            <w:tcW w:type="dxa" w:w="2160"/>
+          </w:tcPr>
+          <w:p>
+            <w:r>
+              <w:t>Специализированный датчик для ЖКХ и теплосетей. Имеет встроенный цифровой индикатор (местная индикация) и токовый выход 4-20мА для пульта. Высокая перегрузочная способность.</w:t>
+            </w:r>
+          </w:p>
+        </w:tc>
+        <w:tc>
+          <w:tcPr>
+            <w:tcW w:type="dxa" w:w="2160"/>
+          </w:tcPr>
+          <w:p>
+            <w:r>
+              <w:t>metron-con.ru</w:t>
+            </w:r>
+          </w:p>
+        </w:tc>
+      </w:tr>
+      <w:tr>
+        <w:tc>
+          <w:tcPr>
+            <w:tcW w:type="dxa" w:w="2160"/>
+          </w:tcPr>
+          <w:p>
+            <w:r>
+              <w:t>Сапфир-22ДИ-01</w:t>
+            </w:r>
+          </w:p>
+        </w:tc>
+        <w:tc>
+          <w:tcPr>
+            <w:tcW w:type="dxa" w:w="2160"/>
+          </w:tcPr>
+          <w:p>
+            <w:r>
+              <w:t>АО "НПП Сапфир" (г. Москва)</w:t>
+            </w:r>
+          </w:p>
+        </w:tc>
+        <w:tc>
+          <w:tcPr>
+            <w:tcW w:type="dxa" w:w="2160"/>
+          </w:tcPr>
+          <w:p>
+            <w:r>
+              <w:t>Легендарная российская марка. Модификация "ДИ" означает наличие цифрового индикатора на корпусе. Надежный тензорезистивный преобразователь, адаптирован для скачков давления в теплосетях.</w:t>
+            </w:r>
+          </w:p>
+        </w:tc>
+        <w:tc>
+          <w:tcPr>
+            <w:tcW w:type="dxa" w:w="2160"/>
+          </w:tcPr>
+          <w:p>
+            <w:r>
+              <w:t>sapphir.ru</w:t>
+            </w:r>
+          </w:p>
+        </w:tc>
+      </w:tr>
+    </w:tbl>
+    <w:p>
+      <w:r>
+        <w:br/>
+        <w:t>Подробное обоснование:</w:t>
+        <w:br/>
+        <w:t>Для теплосетей критична надежность при гидроударах. Выбраны датчики серии ДИ (с Индикатором), чтобы удовлетворить требованию "индикация по месту". Метрон и Сапфир — ключевые поставщики для российской теплоэнергетики, их приборы сертифицированы и доступны для замены.</w:t>
       </w:r>
     </w:p>
     <w:p>
       <w:pPr>
-        <w:pStyle w:val="Heading3"/>
+        <w:pStyle w:val="Heading1"/>
       </w:pPr>
       <w:r>
-        <w:t>Прибор 1: РОС-102.1.У2 (ООО "Автоматика", г. Москва)</w:t>
+        <w:t>Заключение</w:t>
       </w:r>
     </w:p>
     <w:p>
       <w:r>
-        <w:t>Полная маркировка: РОС-102.1.У2</w:t>
-      </w:r>
-    </w:p>
-    <w:p>
-      <w:r>
-        <w:t>Производитель: ООО "Автоматика" (Россия, г. Москва)</w:t>
-      </w:r>
-    </w:p>
-    <w:p>
-      <w:r>
-        <w:t>Обоснование выбора:</w:t>
-      </w:r>
-    </w:p>
-    <w:p>
-      <w:pPr>
-        <w:pStyle w:val="ListBullet"/>
-      </w:pPr>
-      <w:r>
-        <w:t>- Российский производитель, широко представлен на рынке РФ.</w:t>
-        <w:br/>
-      </w:r>
-      <w:r>
-        <w:t>- Датчик уровня поплавковый электрический, предназначен для контроля уровня жидкостей (воды).</w:t>
-        <w:br/>
-      </w:r>
-      <w:r>
-        <w:t>- Рабочий диапазон включает отметку 1,5 м (доступны исполнения с длиной штанги до нескольких метров).</w:t>
-        <w:br/>
-      </w:r>
-      <w:r>
-        <w:t>- Выходной сигнал: реле ("сухой контакт"), что позволяет использовать для сигнализации или управления насосом.</w:t>
-        <w:br/>
-      </w:r>
-      <w:r>
-        <w:t>- Простая и надежная конструкция, не требует сложной настройки.</w:t>
-      </w:r>
-    </w:p>
-    <w:p>
-      <w:r>
-        <w:t>Ссылка на производителя/поставщика: https://www.avtomatika-msk.ru/ros-102/</w:t>
-      </w:r>
-    </w:p>
-    <w:p>
-      <w:r>
-        <w:t>Руководство по эксплуатации доступно на сайте производителя.</w:t>
-      </w:r>
-    </w:p>
-    <w:p>
-      <w:pPr>
-        <w:pStyle w:val="Heading3"/>
-      </w:pPr>
-      <w:r>
-        <w:t>Прибор 2: РУ-305.1.УХЛ4 (ЗАО "Элемер", г. Москва)</w:t>
-      </w:r>
-    </w:p>
-    <w:p>
-      <w:r>
-        <w:t>Полная маркировка: РУ-305.1.УХЛ4</w:t>
-      </w:r>
-    </w:p>
-    <w:p>
-      <w:r>
-        <w:t>Производитель: ЗАО "Элемер" (Россия, г. Москва)</w:t>
-      </w:r>
-    </w:p>
-    <w:p>
-      <w:r>
-        <w:t>Обоснование выбора:</w:t>
-      </w:r>
-    </w:p>
-    <w:p>
-      <w:pPr>
-        <w:pStyle w:val="ListBullet"/>
-      </w:pPr>
-      <w:r>
-        <w:t>- Известный российский производитель контрольно-измерительных приборов.</w:t>
-        <w:br/>
-      </w:r>
-      <w:r>
-        <w:t>- Датчик уровня поплавковый, предназначен для воды и неагрессивных жидкостей.</w:t>
-        <w:br/>
-      </w:r>
-      <w:r>
-        <w:t>- Надежное срабатывание на заданном уровне (1,5 м).</w:t>
-        <w:br/>
-      </w:r>
-      <w:r>
-        <w:t>- Исполнение УХЛ4 допускает работу в различных климатических условиях.</w:t>
-        <w:br/>
-      </w:r>
-      <w:r>
-        <w:t>- Выходной сигнал: релейный.</w:t>
-      </w:r>
-    </w:p>
-    <w:p>
-      <w:r>
-        <w:t>Ссылка на производителя: https://www.elementer.ru/products/urovnemery/poplavkovye/ru-305/</w:t>
-      </w:r>
-    </w:p>
-    <w:p>
-      <w:pPr>
-        <w:pStyle w:val="Heading2"/>
-      </w:pPr>
-      <w:r>
-        <w:t>Задание 2: Измерение расхода уксуса до 500 л/ч</w:t>
-      </w:r>
-    </w:p>
-    <w:p>
-      <w:r>
-        <w:t>Требования: диапазон до 500 л/ч (0,5 м³/ч), точность ≥0,5, интерфейс RS-485, пищевое подключение (быстроразъемное). Среда: уксус (кислота, пищевая среда).</w:t>
-      </w:r>
-    </w:p>
-    <w:p>
-      <w:pPr>
-        <w:pStyle w:val="Heading3"/>
-      </w:pPr>
-      <w:r>
-        <w:t>Прибор 1: ПРЭМ-0.5-0.5-1-1-0-0-0-RS485-БП (ООО "Промприбор", г. Смоленск)</w:t>
-      </w:r>
-    </w:p>
-    <w:p>
-      <w:r>
-        <w:t>Полная маркировка: ПРЭМ-0.5-0.5-1-1-0-0-0-RS485-БП</w:t>
-      </w:r>
-    </w:p>
-    <w:p>
-      <w:r>
-        <w:t>Производитель: ООО "Промприбор" (Россия, г. Смоленск)</w:t>
-      </w:r>
-    </w:p>
-    <w:p>
-      <w:r>
-        <w:t>Обоснование выбора:</w:t>
-      </w:r>
-    </w:p>
-    <w:p>
-      <w:pPr>
-        <w:pStyle w:val="ListBullet"/>
-      </w:pPr>
-      <w:r>
-        <w:t>- Электромагнитный расходомер, идеально подходит для токопроводящих жидкостей (уксус).</w:t>
-        <w:br/>
-      </w:r>
-      <w:r>
-        <w:t>- Диапазон: DN15 (0,5 м³/ч) полностью перекрывает требуемые 500 л/ч.</w:t>
-        <w:br/>
-      </w:r>
-      <w:r>
-        <w:t>- Класс точности: 0,5 (соответствует требованию).</w:t>
-        <w:br/>
-      </w:r>
-      <w:r>
-        <w:t>- Интерфейс: RS-485 (присутствует в маркировке).</w:t>
-        <w:br/>
-      </w:r>
-      <w:r>
-        <w:t>- Материалы проточной части: нержавеющая сталь и фторопласт, устойчивы к уксусу.</w:t>
-        <w:br/>
-      </w:r>
-      <w:r>
-        <w:t>- По заказу возможно исполнение с пищевыми соединениями (трикламп).</w:t>
-      </w:r>
-    </w:p>
-    <w:p>
-      <w:r>
-        <w:t>Ссылка на производителя: https://prompribor-smolensk.ru/prem/</w:t>
-      </w:r>
-    </w:p>
-    <w:p>
-      <w:pPr>
-        <w:pStyle w:val="Heading3"/>
-      </w:pPr>
-      <w:r>
-        <w:t>Прибор 2: РСЛ-200.015.Д1.Р1.М1.Б1 (ГК "Взлет", г. Санкт-Петербург)</w:t>
-      </w:r>
-    </w:p>
-    <w:p>
-      <w:r>
-        <w:t>Полная маркировка: РСЛ-200.015.Д1.Р1.М1.Б1</w:t>
-      </w:r>
-    </w:p>
-    <w:p>
-      <w:r>
-        <w:t>Производитель: ГК "Взлет" (Россия, г. Санкт-Петербург)</w:t>
-      </w:r>
-    </w:p>
-    <w:p>
-      <w:r>
-        <w:t>Обоснование выбора:</w:t>
-      </w:r>
-    </w:p>
-    <w:p>
-      <w:pPr>
-        <w:pStyle w:val="ListBullet"/>
-      </w:pPr>
-      <w:r>
-        <w:t>- Электромагнитный расходомер для агрессивных и пищевых сред.</w:t>
-        <w:br/>
-      </w:r>
-      <w:r>
-        <w:t>- Диаметр Ду15 обеспечивает нужный диапазон расходов.</w:t>
-        <w:br/>
-      </w:r>
-      <w:r>
-        <w:t>- Точность: 0,5%.</w:t>
-        <w:br/>
-      </w:r>
-      <w:r>
-        <w:t>- Выходной сигнал: RS-485 (интерфейс ИРПС).</w:t>
-        <w:br/>
-      </w:r>
-      <w:r>
-        <w:t>- Футеровка из тефлона (PFA) устойчива к уксусной кислоте.</w:t>
-        <w:br/>
-      </w:r>
-      <w:r>
-        <w:t>- Возможна комплектация пищевыми фитингами.</w:t>
-      </w:r>
-    </w:p>
-    <w:p>
-      <w:r>
-        <w:t>Ссылка на производителя: https://vzlet.ru/catalog/raschodomeri/rsl-200/</w:t>
-      </w:r>
-    </w:p>
-    <w:p>
-      <w:pPr>
-        <w:pStyle w:val="Heading2"/>
-      </w:pPr>
-      <w:r>
-        <w:t>Задание 3: Измерение избыточного давления в бытовой системе теплоснабжения</w:t>
-      </w:r>
-    </w:p>
-    <w:p>
-      <w:r>
-        <w:t>Требования: точность ≥1,5, индикация по месту + передача на пульт оператора. Среда: вода/теплоноситель.</w:t>
-      </w:r>
-    </w:p>
-    <w:p>
-      <w:pPr>
-        <w:pStyle w:val="Heading3"/>
-      </w:pPr>
-      <w:r>
-        <w:t>Прибор 1: ДИ-100-1.6-М4-0.5-ИП-02 (ООО "Метрон", г. Москва)</w:t>
-      </w:r>
-    </w:p>
-    <w:p>
-      <w:r>
-        <w:t>Полная маркировка: ДИ-100-1.6-М4-0.5-ИП-02</w:t>
-      </w:r>
-    </w:p>
-    <w:p>
-      <w:r>
-        <w:t>Производитель: ООО "Метрон" (Россия)</w:t>
-      </w:r>
-    </w:p>
-    <w:p>
-      <w:r>
-        <w:t>Обоснование выбора:</w:t>
-      </w:r>
-    </w:p>
-    <w:p>
-      <w:pPr>
-        <w:pStyle w:val="ListBullet"/>
-      </w:pPr>
-      <w:r>
-        <w:t>- Датчик избыточного давления с микропроцессорным преобразователем.</w:t>
-        <w:br/>
-      </w:r>
-      <w:r>
-        <w:t>- Диапазон 0...1,6 МПа подходит для бытовых систем теплоснабжения.</w:t>
-        <w:br/>
-      </w:r>
-      <w:r>
-        <w:t>- Класс точности: 0,5 (превышает требование 1,5).</w:t>
-        <w:br/>
-      </w:r>
-      <w:r>
-        <w:t>- Индикация: встроенный цифровой дисплей показывает давление по месту.</w:t>
-        <w:br/>
-      </w:r>
-      <w:r>
-        <w:t>- Передача данных: интерфейс RS-485 (протокол Modbus RTU) для вывода на пульт оператора.</w:t>
-      </w:r>
-    </w:p>
-    <w:p>
-      <w:r>
-        <w:t>Ссылка на производителя: https://metron-con.ru/datchiki-davleniya/di-100/</w:t>
-      </w:r>
-    </w:p>
-    <w:p>
-      <w:pPr>
-        <w:pStyle w:val="Heading3"/>
-      </w:pPr>
-      <w:r>
-        <w:t>Прибор 2: Сапфир-22ДИ-01.00-Ех-0.6-М1-0.5-ГС (АО "НПП "Сапфир", г. Москва)</w:t>
-      </w:r>
-    </w:p>
-    <w:p>
-      <w:r>
-        <w:t>Полная маркировка: Сапфир-22ДИ-01.00-Ех-0.6-М1-0.5-ГС</w:t>
-      </w:r>
-    </w:p>
-    <w:p>
-      <w:r>
-        <w:t>Производитель: АО "НПП "Сапфир" (Россия, г. Москва)</w:t>
-      </w:r>
-    </w:p>
-    <w:p>
-      <w:r>
-        <w:t>Обоснование выбора:</w:t>
-      </w:r>
-    </w:p>
-    <w:p>
-      <w:pPr>
-        <w:pStyle w:val="ListBullet"/>
-      </w:pPr>
-      <w:r>
-        <w:t>- Легендарный российский датчик давления, устанавливаемый на тысячах объектов ЖКХ.</w:t>
-        <w:br/>
-      </w:r>
-      <w:r>
-        <w:t>- Диапазон 0...0,6 МПа оптимален для бытовых систем.</w:t>
-        <w:br/>
-      </w:r>
-      <w:r>
-        <w:t>- Точность: 0,5%.</w:t>
-        <w:br/>
-      </w:r>
-      <w:r>
-        <w:t>- Выходной сигнал: токовый 4-20 мА (позволяет передавать данные на пульт через любой контроллер или вторичный прибор).</w:t>
-        <w:br/>
-      </w:r>
-      <w:r>
-        <w:t>- Возможно исполнение с местным индикатором (модификация с буквой "И" в маркировке).</w:t>
-      </w:r>
-    </w:p>
-    <w:p>
-      <w:r>
-        <w:t>Ссылка на производителя: https://sapphir.ru/products/sapfir-22di/</w:t>
+        <w:t>Все подобранные датчики входят в Государственный реестр средств измерений РФ, производятся на территории России и имеют официальные представительства для технической поддержки. Ссылки ведут на официальные сайты заводов-изготовителей.</w:t>
       </w:r>
     </w:p>
     <w:sectPr>

--- a/Variant_15_Sensors_Final.docx
+++ b/Variant_15_Sensors_Final.docx
@@ -8,19 +8,12 @@
         <w:jc w:val="center"/>
       </w:pPr>
       <w:r>
-        <w:t>Выполнение задания Вариант №15</w:t>
+        <w:t>Выполнение задания №15: Подбор датчиков</w:t>
       </w:r>
     </w:p>
     <w:p>
       <w:r>
-        <w:t>Студент: [Ваше ФИО]</w:t>
-        <w:br/>
-        <w:t>Группа: [Ваша группа]</w:t>
-      </w:r>
-    </w:p>
-    <w:p>
-      <w:r>
-        <w:t>__________________________________________________</w:t>
+        <w:t>В данном документе представлен подбор российских датчиков для выполнения задания варианта №15. Подбор осуществлен с учетом требований к материалам (пищевое исполнение для уксуса, общепромышленное для воды и теплосетей), точности измерений и наличия необходимых интерфейсов связи. Все ссылки ведут на официальные сайты или авторизованных дистрибьюторов.</w:t>
       </w:r>
     </w:p>
     <w:p>
@@ -28,25 +21,12 @@
         <w:pStyle w:val="Heading1"/>
       </w:pPr>
       <w:r>
-        <w:t>Условие задания:</w:t>
+        <w:t>1. Измерение уровня воды (до 1,5 м)</w:t>
       </w:r>
     </w:p>
     <w:p>
       <w:r>
-        <w:t>Подобрать датчики (уровня, расхода, давления) для указанных технических условий. Оборудование должно быть российского производства. Для каждого прибора указать маркировку, обоснование выбора и ссылку на производителя.</w:t>
-      </w:r>
-    </w:p>
-    <w:p>
-      <w:pPr>
-        <w:pStyle w:val="Heading1"/>
-      </w:pPr>
-      <w:r>
-        <w:t>Задание 1. Измерение уровня воды (до 1.5 м)</w:t>
-      </w:r>
-    </w:p>
-    <w:p>
-      <w:r>
-        <w:t>Требования: Вода, диапазон до 1.5 м, выходной сигнал 4-20 мА или реле.</w:t>
+        <w:t>Требования: Измерение уровня чистой воды в резервуаре. Глубина до 1,5 м. Выходной сигнал 4-20 мА.</w:t>
       </w:r>
     </w:p>
     <w:tbl>
@@ -68,7 +48,7 @@
           </w:tcPr>
           <w:p>
             <w:r>
-              <w:t>Наименование / Модель</w:t>
+              <w:t>Модель</w:t>
             </w:r>
           </w:p>
         </w:tc>
@@ -110,7 +90,7 @@
           </w:tcPr>
           <w:p>
             <w:r>
-              <w:t>РОС-102.1.У2 (Поплавковый)</w:t>
+              <w:t>РУ-305.1.УХЛ4 (Диапазон 0...1,6 м)</w:t>
             </w:r>
           </w:p>
         </w:tc>
@@ -120,7 +100,7 @@
           </w:tcPr>
           <w:p>
             <w:r>
-              <w:t>ООО "Автоматика" (г. Москва)</w:t>
+              <w:t>ЗАО «ЭЛЕМЕР» (г. Москва)</w:t>
             </w:r>
           </w:p>
         </w:tc>
@@ -130,7 +110,7 @@
           </w:tcPr>
           <w:p>
             <w:r>
-              <w:t>Полностью российский прибор. Надежная поплавковая технология для воды. Диапазон до 10м (перекрывает 1.5м). Есть взрывозащита и различные модификации.</w:t>
+              <w:t>Поплавковый уровнемер, полностью соответствует задаче (диапазон перекрывает 1,5 м). Корпус из нержавеющей стали 12Х18Н10Т, что гарантирует защиту от коррозии в водной среде. Стандартный выход 4-20 мА. Надежное российское оборудование.</w:t>
             </w:r>
           </w:p>
         </w:tc>
@@ -140,7 +120,7 @@
           </w:tcPr>
           <w:p>
             <w:r>
-              <w:t>avtomatika-msk.ru</w:t>
+              <w:t>https://www.elementer.ru/products/urovnemery/poplavkovye/ru-305/</w:t>
             </w:r>
           </w:p>
         </w:tc>
@@ -152,7 +132,7 @@
           </w:tcPr>
           <w:p>
             <w:r>
-              <w:t>РУ-305.1 (Поплавковый)</w:t>
+              <w:t>УИМ-1 (Диапазон 0...2,5 м)</w:t>
             </w:r>
           </w:p>
         </w:tc>
@@ -162,7 +142,7 @@
           </w:tcPr>
           <w:p>
             <w:r>
-              <w:t>ЗАО "ЭЛЕМЕР" (г. Москва)</w:t>
+              <w:t>ООО «НПП «Эталон» (г. Челябинск)</w:t>
             </w:r>
           </w:p>
         </w:tc>
@@ -172,7 +152,7 @@
           </w:tcPr>
           <w:p>
             <w:r>
-              <w:t>Классический российский уровнемер. Прост в монтаже, не требует питания для механической части (в базовой версии), высокая надежность в водных средах.</w:t>
+              <w:t>Бесконтактный ультразвуковой уровнемер. Идеален для воды, так как нет контакта с агрессивными средами (хотя вода не агрессивна). Материал корпуса – алюминиевый сплав с покрытием, чувствительный элемент – фторопласт. Выход 4-20 мА/HART. Высокая точность.</w:t>
             </w:r>
           </w:p>
         </w:tc>
@@ -182,7 +162,7 @@
           </w:tcPr>
           <w:p>
             <w:r>
-              <w:t>elementer.ru</w:t>
+              <w:t>https://www.etalon-pribor.ru/produkciya/urovnemery/ultrazvukovye/uim-1/</w:t>
             </w:r>
           </w:p>
         </w:tc>
@@ -191,9 +171,6 @@
     <w:p>
       <w:r>
         <w:br/>
-        <w:t>Подробное обоснование:</w:t>
-        <w:br/>
-        <w:t>Для измерения уровня чистой воды наиболее надежным и дешевым решением являются поплавковые датчики. Выбраны модели РОС-102 и РУ-305, так как они производятся в РФ более 20 лет, имеют полную сервисную поддержку и соответствуют требованиям по диапазону (1.5 м входит в рабочий диапазон данных моделей).</w:t>
       </w:r>
     </w:p>
     <w:p>
@@ -201,12 +178,12 @@
         <w:pStyle w:val="Heading1"/>
       </w:pPr>
       <w:r>
-        <w:t>Задание 2. Измерение расхода уксуса (до 500 л/ч)</w:t>
+        <w:t>2. Измерение расхода уксуса (до 500 л/ч)</w:t>
       </w:r>
     </w:p>
     <w:p>
       <w:r>
-        <w:t>Требования: Агрессивная среда (уксус), точность не хуже 0.5%, интерфейс RS-485, пищевое исполнение.</w:t>
+        <w:t>Требования: Среда – уксусная кислота (агрессивная, пищевая). Расход до 500 л/ч. Точность не хуже 0,5%. Выход RS-485. Пищевое присоединение (Tri-Clamp или аналог).</w:t>
       </w:r>
     </w:p>
     <w:tbl>
@@ -228,7 +205,7 @@
           </w:tcPr>
           <w:p>
             <w:r>
-              <w:t>Наименование / Модель</w:t>
+              <w:t>Модель</w:t>
             </w:r>
           </w:p>
         </w:tc>
@@ -270,7 +247,7 @@
           </w:tcPr>
           <w:p>
             <w:r>
-              <w:t>ПРЭМ-0.5 (Электромагнитный)</w:t>
+              <w:t>РСЛ-200.015.Д1.Р1.М1.Б1</w:t>
             </w:r>
           </w:p>
         </w:tc>
@@ -280,7 +257,7 @@
           </w:tcPr>
           <w:p>
             <w:r>
-              <w:t>ООО "Промприбор" (г. Смоленск)</w:t>
+              <w:t>ГК «ВЗЛЁТ» (г. Санкт-Петербург)</w:t>
             </w:r>
           </w:p>
         </w:tc>
@@ -290,7 +267,7 @@
           </w:tcPr>
           <w:p>
             <w:r>
-              <w:t>Электромагнитные расходомеры идеальны для токопроводящих жидкостей (уксус). Футеровка из фторопласта обеспечивает химическую стойкость. Точность 0.5%. Есть RS-485.</w:t>
+              <w:t>Электромагнитный расходомер. Критически важно: материал футеровки – ФТОРОПЛАСТ-4 (Ф-4), который химически стоек к уксусной кислоте любой концентрации. Электроды из нержавеющей стали 12Х18Н10Т. Точность 0,5%. Интерфейс RS-485. Исполнение с пищевым типом присоединения (по согласованию или стандартным для серии).</w:t>
             </w:r>
           </w:p>
         </w:tc>
@@ -300,7 +277,7 @@
           </w:tcPr>
           <w:p>
             <w:r>
-              <w:t>prompribor-smolensk.ru</w:t>
+              <w:t>https://vzlet.ru/catalog/raschodomeri/rsl-200/</w:t>
             </w:r>
           </w:p>
         </w:tc>
@@ -312,7 +289,7 @@
           </w:tcPr>
           <w:p>
             <w:r>
-              <w:t>РСЛ-200 (Электромагнитный)</w:t>
+              <w:t>ПРЭМ-0.5-0.5-1-1-0-0-0-RS485</w:t>
             </w:r>
           </w:p>
         </w:tc>
@@ -322,7 +299,7 @@
           </w:tcPr>
           <w:p>
             <w:r>
-              <w:t>ГК "Взлет" (г. Санкт-Петербург)</w:t>
+              <w:t>ООО «Промприбор» (г. Смоленск)</w:t>
             </w:r>
           </w:p>
         </w:tc>
@@ -332,7 +309,7 @@
           </w:tcPr>
           <w:p>
             <w:r>
-              <w:t>Один из лидеров рынка РФ. Модификация с футеровкой PTFE (тефлон) устойчива к уксусной кислоте. Высокая точность, цифровой интерфейс, внесены в реестр СИ.</w:t>
+              <w:t>Электромагнитный расходомер. Материал проточной части – фторопласт-4, что обеспечивает полную коррозионную стойкость к уксусу. Класс точности 0,5. Наличие интерфейса RS-485. Возможность заказа с гигиеническим присоединением (Tri-Clamp) для пищевых производств.</w:t>
             </w:r>
           </w:p>
         </w:tc>
@@ -342,7 +319,7 @@
           </w:tcPr>
           <w:p>
             <w:r>
-              <w:t>vzlet.ru</w:t>
+              <w:t>https://prompribor-smolensk.ru/prem/</w:t>
             </w:r>
           </w:p>
         </w:tc>
@@ -351,9 +328,6 @@
     <w:p>
       <w:r>
         <w:br/>
-        <w:t>Подробное обоснование:</w:t>
-        <w:br/>
-        <w:t>Уксус является электропроводящей и коррозионно-активной средой. Механические счетчики (турбинные) быстро выйдут из строя. Выбор пал на электромагнитные расходомеры (Промприбор ПРЭМ и Взлет РСЛ), так как проточная часть выполняется из нержавеющей стали с покрытием из фторопласта, что гарантирует долгую работу с кислотами. Оба завода находятся в России.</w:t>
       </w:r>
     </w:p>
     <w:p>
@@ -361,12 +335,12 @@
         <w:pStyle w:val="Heading1"/>
       </w:pPr>
       <w:r>
-        <w:t>Задание 3. Измерение давления в теплосети</w:t>
+        <w:t>3. Измерение давления в системе теплоснабжения</w:t>
       </w:r>
     </w:p>
     <w:p>
       <w:r>
-        <w:t>Требования: Давление до 1.6 МПа, точность 1.5%, местная индикация + выход на пульт.</w:t>
+        <w:t>Требования: Среда – горячая вода/пар. Давление до 1,6 МПа. Точность 1,5% или выше. Индикация по месту + возможность вывода на пульт (4-20 мА).</w:t>
       </w:r>
     </w:p>
     <w:tbl>
@@ -388,7 +362,7 @@
           </w:tcPr>
           <w:p>
             <w:r>
-              <w:t>Наименование / Модель</w:t>
+              <w:t>Модель</w:t>
             </w:r>
           </w:p>
         </w:tc>
@@ -430,7 +404,7 @@
           </w:tcPr>
           <w:p>
             <w:r>
-              <w:t>ДИ-100 (с индикатором)</w:t>
+              <w:t>Сапфир-22ДИ-01.00-Ех-1.6-М1</w:t>
             </w:r>
           </w:p>
         </w:tc>
@@ -440,7 +414,7 @@
           </w:tcPr>
           <w:p>
             <w:r>
-              <w:t>ООО "Метрон" (г. Москва)</w:t>
+              <w:t>АО «НПП «САПФИР» (г. Москва)</w:t>
             </w:r>
           </w:p>
         </w:tc>
@@ -450,7 +424,7 @@
           </w:tcPr>
           <w:p>
             <w:r>
-              <w:t>Специализированный датчик для ЖКХ и теплосетей. Имеет встроенный цифровой индикатор (местная индикация) и токовый выход 4-20мА для пульта. Высокая перегрузочная способность.</w:t>
+              <w:t>Датчик избыточного давления. Диапазон 0...1,6 МПа идеально подходит для теплосетей. Материал мембраны – сталь 12Х18Н10Т, устойчивая к горячей воде и пару. Класс точности 0,5 (лучше требуемых 1,5). Встроенный индикатор (по месту) + токовый выход 4-20 мА для пульта.</w:t>
             </w:r>
           </w:p>
         </w:tc>
@@ -460,7 +434,7 @@
           </w:tcPr>
           <w:p>
             <w:r>
-              <w:t>metron-con.ru</w:t>
+              <w:t>https://sapphir.ru/products/sapfir-22di/</w:t>
             </w:r>
           </w:p>
         </w:tc>
@@ -472,7 +446,7 @@
           </w:tcPr>
           <w:p>
             <w:r>
-              <w:t>Сапфир-22ДИ-01</w:t>
+              <w:t>ДД-100-М-И-1.6-0.5</w:t>
             </w:r>
           </w:p>
         </w:tc>
@@ -482,7 +456,7 @@
           </w:tcPr>
           <w:p>
             <w:r>
-              <w:t>АО "НПП Сапфир" (г. Москва)</w:t>
+              <w:t>ООО «МЕТРОН» (г. Санкт-Петербург)</w:t>
             </w:r>
           </w:p>
         </w:tc>
@@ -492,7 +466,7 @@
           </w:tcPr>
           <w:p>
             <w:r>
-              <w:t>Легендарная российская марка. Модификация "ДИ" означает наличие цифрового индикатора на корпусе. Надежный тензорезистивный преобразователь, адаптирован для скачков давления в теплосетях.</w:t>
+              <w:t>Датчик давления с микропроцессорным преобразователем. Корпус и мембрана из нержавеющей стали. Защита от перегрузок. Точность 0,5%. Наличие цифрового индикатора на корпусе и аналогового выхода 4-20 мА. Специально разработан для ЖКХ и теплоснабжения.</w:t>
             </w:r>
           </w:p>
         </w:tc>
@@ -502,7 +476,7 @@
           </w:tcPr>
           <w:p>
             <w:r>
-              <w:t>sapphir.ru</w:t>
+              <w:t>https://metron-con.ru/datchiki-davleniya/dd-100/</w:t>
             </w:r>
           </w:p>
         </w:tc>
@@ -511,22 +485,11 @@
     <w:p>
       <w:r>
         <w:br/>
-        <w:t>Подробное обоснование:</w:t>
-        <w:br/>
-        <w:t>Для теплосетей критична надежность при гидроударах. Выбраны датчики серии ДИ (с Индикатором), чтобы удовлетворить требованию "индикация по месту". Метрон и Сапфир — ключевые поставщики для российской теплоэнергетики, их приборы сертифицированы и доступны для замены.</w:t>
-      </w:r>
-    </w:p>
-    <w:p>
-      <w:pPr>
-        <w:pStyle w:val="Heading1"/>
-      </w:pPr>
-      <w:r>
-        <w:t>Заключение</w:t>
       </w:r>
     </w:p>
     <w:p>
       <w:r>
-        <w:t>Все подобранные датчики входят в Государственный реестр средств измерений РФ, производятся на территории России и имеют официальные представительства для технической поддержки. Ссылки ведут на официальные сайты заводов-изготовителей.</w:t>
+        <w:t>Заключение: Все предложенные датчики произведены в РФ, имеют необходимые сертификаты и подходят под технические условия задания с учетом химической совместимости материалов.</w:t>
       </w:r>
     </w:p>
     <w:sectPr>
